--- a/Metodologia/Apostila_DataScience_PecoraV2.docx
+++ b/Metodologia/Apostila_DataScience_PecoraV2.docx
@@ -478,7 +478,7 @@
                     <w:noProof/>
                   </w:rPr>
                   <w:drawing>
-                    <wp:inline distT="0" distB="0" distL="0" distR="0" wp14:anchorId="64293AC3" wp14:editId="5C58AFB3">
+                    <wp:inline distT="0" distB="0" distL="0" distR="0" wp14:anchorId="64293AC3" wp14:editId="76E656A2">
                       <wp:extent cx="797442" cy="418763"/>
                       <wp:effectExtent l="0" t="0" r="3175" b="635"/>
                       <wp:docPr id="4" name="Imagem 4" descr="Resultado de imagem para lattes"/>
@@ -573,7 +573,7 @@
                     <w:noProof/>
                   </w:rPr>
                   <w:drawing>
-                    <wp:inline distT="0" distB="0" distL="0" distR="0" wp14:anchorId="1417E432" wp14:editId="3CA9E23A">
+                    <wp:inline distT="0" distB="0" distL="0" distR="0" wp14:anchorId="1417E432" wp14:editId="5F27048C">
                       <wp:extent cx="797442" cy="444755"/>
                       <wp:effectExtent l="0" t="0" r="3175" b="0"/>
                       <wp:docPr id="3" name="Imagem 3" descr="Resultado de imagem para linkedin"/>
@@ -761,7 +761,7 @@
                     <w:noProof/>
                   </w:rPr>
                   <w:drawing>
-                    <wp:anchor distT="0" distB="0" distL="114300" distR="114300" simplePos="0" relativeHeight="251673600" behindDoc="0" locked="0" layoutInCell="1" allowOverlap="1" wp14:anchorId="36A98F48" wp14:editId="73FC99EC">
+                    <wp:anchor distT="0" distB="0" distL="114300" distR="114300" simplePos="0" relativeHeight="251673600" behindDoc="0" locked="0" layoutInCell="1" allowOverlap="1" wp14:anchorId="36A98F48" wp14:editId="0152C39D">
                       <wp:simplePos x="0" y="0"/>
                       <wp:positionH relativeFrom="column">
                         <wp:posOffset>-436880</wp:posOffset>
@@ -2285,15 +2285,7 @@
             <w:t xml:space="preserve"> de </w:t>
           </w:r>
           <w:r>
-            <w:t xml:space="preserve">gráficos e </w:t>
-          </w:r>
-          <w:proofErr w:type="spellStart"/>
-          <w:r>
-            <w:t>storytelling</w:t>
-          </w:r>
-          <w:proofErr w:type="spellEnd"/>
-          <w:r>
-            <w:t xml:space="preserve"> do design. Todas essas habilidades são necessárias em um cientista de dados, mas é claro que pouquíssimas pessoas no mundo têm todas elas. O mais comum é encontrar um profissional especialista em uma delas, mas </w:t>
+            <w:t xml:space="preserve">gráficos e storytelling do design. Todas essas habilidades são necessárias em um cientista de dados, mas é claro que pouquíssimas pessoas no mundo têm todas elas. O mais comum é encontrar um profissional especialista em uma delas, mas </w:t>
           </w:r>
           <w:r>
             <w:t>como</w:t>
@@ -2802,23 +2794,7 @@
             <w:t>ar</w:t>
           </w:r>
           <w:r>
-            <w:t xml:space="preserve"> que, mesmo com o melhor modelo de inteligência artificial do mundo, se utilizarmos dados ruins, faltantes, não tratados e cheios de erros, o resultado será uma conclusão ruim e cheia de erros. Pois o modelo busca padrões matemáticos nos dados. Em inglês, temos o princípio do GIGO (</w:t>
-          </w:r>
-          <w:proofErr w:type="spellStart"/>
-          <w:r>
-            <w:t>Garbage</w:t>
-          </w:r>
-          <w:proofErr w:type="spellEnd"/>
-          <w:r>
-            <w:t xml:space="preserve"> In, </w:t>
-          </w:r>
-          <w:proofErr w:type="spellStart"/>
-          <w:r>
-            <w:t>Garbage</w:t>
-          </w:r>
-          <w:proofErr w:type="spellEnd"/>
-          <w:r>
-            <w:t xml:space="preserve"> Out), entra lixo, sai lixo; que se aplica de forma óbvia em qualquer projeto de ciência de dados. Portanto, uma empresa que mantém seus dados bem estruturados e bem mantidos tem uma visão de futuro, pois é inegável que os dados são um ativo hoje em dia.</w:t>
+            <w:t xml:space="preserve"> que, mesmo com o melhor modelo de inteligência artificial do mundo, se utilizarmos dados ruins, faltantes, não tratados e cheios de erros, o resultado será uma conclusão ruim e cheia de erros. Pois o modelo busca padrões matemáticos nos dados. Em inglês, temos o princípio do GIGO (Garbage In, Garbage Out), entra lixo, sai lixo; que se aplica de forma óbvia em qualquer projeto de ciência de dados. Portanto, uma empresa que mantém seus dados bem estruturados e bem mantidos tem uma visão de futuro, pois é inegável que os dados são um ativo hoje em dia.</w:t>
           </w:r>
         </w:p>
         <w:p>
@@ -3075,15 +3051,7 @@
             <w:t>a</w:t>
           </w:r>
           <w:r>
-            <w:t xml:space="preserve"> plataforma chamada Google </w:t>
-          </w:r>
-          <w:proofErr w:type="spellStart"/>
-          <w:r>
-            <w:t>Colab</w:t>
-          </w:r>
-          <w:proofErr w:type="spellEnd"/>
-          <w:r>
-            <w:t>. Neste link temos um PDF</w:t>
+            <w:t xml:space="preserve"> plataforma chamada Google Colab. Neste link temos um PDF</w:t>
           </w:r>
           <w:r>
             <w:rPr>
@@ -3092,15 +3060,7 @@
             <w:footnoteReference w:id="3"/>
           </w:r>
           <w:r>
-            <w:t xml:space="preserve"> explicando passo a passo como habilitar o Google </w:t>
-          </w:r>
-          <w:proofErr w:type="spellStart"/>
-          <w:r>
-            <w:t>Colab</w:t>
-          </w:r>
-          <w:proofErr w:type="spellEnd"/>
-          <w:r>
-            <w:t xml:space="preserve"> no seu computador.</w:t>
+            <w:t xml:space="preserve"> explicando passo a passo como habilitar o Google Colab no seu computador.</w:t>
           </w:r>
           <w:r>
             <w:t xml:space="preserve"> Caso a empresa em que você trabalha não permita o uso do Google Drive ainda existe a possibilidade de instalar o Python no seu computador, mas isso deve ser feito por alguém da TI da sua empresa.</w:t>
@@ -3354,7 +3314,7 @@
                     <w:color w:val="ED7D31" w:themeColor="accent2"/>
                   </w:rPr>
                   <w:drawing>
-                    <wp:anchor distT="0" distB="0" distL="114300" distR="114300" simplePos="0" relativeHeight="251674624" behindDoc="0" locked="0" layoutInCell="1" allowOverlap="1" wp14:anchorId="40BA6C16" wp14:editId="62EE88A2">
+                    <wp:anchor distT="0" distB="0" distL="114300" distR="114300" simplePos="0" relativeHeight="251674624" behindDoc="0" locked="0" layoutInCell="1" allowOverlap="1" wp14:anchorId="40BA6C16" wp14:editId="46608ECA">
                       <wp:simplePos x="0" y="0"/>
                       <wp:positionH relativeFrom="margin">
                         <wp:align>right</wp:align>
@@ -4081,7 +4041,7 @@
                     <w:color w:val="ED7D31" w:themeColor="accent2"/>
                   </w:rPr>
                   <w:drawing>
-                    <wp:anchor distT="0" distB="0" distL="114300" distR="114300" simplePos="0" relativeHeight="251676672" behindDoc="0" locked="0" layoutInCell="1" allowOverlap="1" wp14:anchorId="32C1D5FA" wp14:editId="7DACA2CD">
+                    <wp:anchor distT="0" distB="0" distL="114300" distR="114300" simplePos="0" relativeHeight="251676672" behindDoc="0" locked="0" layoutInCell="1" allowOverlap="1" wp14:anchorId="32C1D5FA" wp14:editId="65353C8B">
                       <wp:simplePos x="0" y="0"/>
                       <wp:positionH relativeFrom="margin">
                         <wp:align>right</wp:align>
@@ -5046,7 +5006,7 @@
               <w:noProof/>
             </w:rPr>
             <w:drawing>
-              <wp:inline distT="0" distB="0" distL="0" distR="0" wp14:anchorId="367DB23F" wp14:editId="1A67080D">
+              <wp:inline distT="0" distB="0" distL="0" distR="0" wp14:anchorId="367DB23F" wp14:editId="6AA55EDD">
                 <wp:extent cx="5122131" cy="3586039"/>
                 <wp:effectExtent l="0" t="0" r="0" b="0"/>
                 <wp:docPr id="110013422" name="Picture 1" descr="A graph of a graph&#10;&#10;AI-generated content may be incorrect."/>
@@ -5233,7 +5193,7 @@
                     <w:color w:val="ED7D31" w:themeColor="accent2"/>
                   </w:rPr>
                   <w:drawing>
-                    <wp:anchor distT="0" distB="0" distL="114300" distR="114300" simplePos="0" relativeHeight="251678720" behindDoc="0" locked="0" layoutInCell="1" allowOverlap="1" wp14:anchorId="48BA2E78" wp14:editId="45B06031">
+                    <wp:anchor distT="0" distB="0" distL="114300" distR="114300" simplePos="0" relativeHeight="251678720" behindDoc="0" locked="0" layoutInCell="1" allowOverlap="1" wp14:anchorId="48BA2E78" wp14:editId="71732D7F">
                       <wp:simplePos x="0" y="0"/>
                       <wp:positionH relativeFrom="margin">
                         <wp:align>right</wp:align>
@@ -7129,42 +7089,12 @@
       <w:r>
         <w:t xml:space="preserve"> </w:t>
       </w:r>
-      <w:proofErr w:type="spellStart"/>
       <w:r>
         <w:rPr>
           <w:lang w:val="es-ES"/>
         </w:rPr>
-        <w:t>Apêndice</w:t>
+        <w:t>Apêndice desta apostila</w:t>
       </w:r>
-      <w:proofErr w:type="spellEnd"/>
-      <w:r>
-        <w:rPr>
-          <w:lang w:val="es-ES"/>
-        </w:rPr>
-        <w:t xml:space="preserve"> </w:t>
-      </w:r>
-      <w:proofErr w:type="spellStart"/>
-      <w:r>
-        <w:rPr>
-          <w:lang w:val="es-ES"/>
-        </w:rPr>
-        <w:t>desta</w:t>
-      </w:r>
-      <w:proofErr w:type="spellEnd"/>
-      <w:r>
-        <w:rPr>
-          <w:lang w:val="es-ES"/>
-        </w:rPr>
-        <w:t xml:space="preserve"> </w:t>
-      </w:r>
-      <w:proofErr w:type="spellStart"/>
-      <w:r>
-        <w:rPr>
-          <w:lang w:val="es-ES"/>
-        </w:rPr>
-        <w:t>apostila</w:t>
-      </w:r>
-      <w:proofErr w:type="spellEnd"/>
     </w:p>
   </w:footnote>
   <w:footnote w:id="4">
@@ -12365,7 +12295,9 @@
     <w:rsid w:val="002F7D93"/>
     <w:rsid w:val="00374F62"/>
     <w:rsid w:val="00414DD7"/>
+    <w:rsid w:val="00427635"/>
     <w:rsid w:val="00860CC6"/>
+    <w:rsid w:val="00886200"/>
     <w:rsid w:val="0091718F"/>
     <w:rsid w:val="00934131"/>
     <w:rsid w:val="00C31AEB"/>
@@ -13115,6 +13047,15 @@
 </file>
 
 <file path=customXml/item3.xml><?xml version="1.0" encoding="utf-8"?>
+<?mso-contentType ?>
+<FormTemplates xmlns="http://schemas.microsoft.com/sharepoint/v3/contenttype/forms">
+  <Display>DocumentLibraryForm</Display>
+  <Edit>AssetEditForm</Edit>
+  <New>DocumentLibraryForm</New>
+</FormTemplates>
+</file>
+
+<file path=customXml/item4.xml><?xml version="1.0" encoding="utf-8"?>
 <outs:outSpaceData xmlns:outs="http://schemas.microsoft.com/office/2009/outspace/metadata">
   <outs:relatedDates/>
   <outs:relatedDocuments/>
@@ -13122,15 +13063,6 @@
   <propertyMetadataList xmlns="http://schemas.microsoft.com/office/2009/outspace/metadata"/>
   <outs:corruptMetadataWasLost/>
 </outs:outSpaceData>
-</file>
-
-<file path=customXml/item4.xml><?xml version="1.0" encoding="utf-8"?>
-<?mso-contentType ?>
-<FormTemplates xmlns="http://schemas.microsoft.com/sharepoint/v3/contenttype/forms">
-  <Display>DocumentLibraryForm</Display>
-  <Edit>AssetEditForm</Edit>
-  <New>DocumentLibraryForm</New>
-</FormTemplates>
 </file>
 
 <file path=customXml/itemProps1.xml><?xml version="1.0" encoding="utf-8"?>
@@ -13150,17 +13082,17 @@
 </file>
 
 <file path=customXml/itemProps3.xml><?xml version="1.0" encoding="utf-8"?>
+<ds:datastoreItem xmlns:ds="http://schemas.openxmlformats.org/officeDocument/2006/customXml" ds:itemID="{6D10E943-9264-438A-9E29-151406D92926}">
+  <ds:schemaRefs>
+    <ds:schemaRef ds:uri="http://schemas.microsoft.com/sharepoint/v3/contenttype/forms"/>
+  </ds:schemaRefs>
+</ds:datastoreItem>
+</file>
+
+<file path=customXml/itemProps4.xml><?xml version="1.0" encoding="utf-8"?>
 <ds:datastoreItem xmlns:ds="http://schemas.openxmlformats.org/officeDocument/2006/customXml" ds:itemID="{00D242DE-FD3E-4AF6-B22B-0478C246FE4F}">
   <ds:schemaRefs>
     <ds:schemaRef ds:uri="http://schemas.microsoft.com/office/2009/outspace/metadata"/>
   </ds:schemaRefs>
 </ds:datastoreItem>
-</file>
-
-<file path=customXml/itemProps4.xml><?xml version="1.0" encoding="utf-8"?>
-<ds:datastoreItem xmlns:ds="http://schemas.openxmlformats.org/officeDocument/2006/customXml" ds:itemID="{6D10E943-9264-438A-9E29-151406D92926}">
-  <ds:schemaRefs>
-    <ds:schemaRef ds:uri="http://schemas.microsoft.com/sharepoint/v3/contenttype/forms"/>
-  </ds:schemaRefs>
-</ds:datastoreItem>
 </file>
--- a/Metodologia/Apostila_DataScience_PecoraV2.docx
+++ b/Metodologia/Apostila_DataScience_PecoraV2.docx
@@ -250,6 +250,7 @@
           <w:docPartUnique/>
         </w:docPartObj>
       </w:sdtPr>
+      <w:sdtEndPr/>
       <w:sdtContent>
         <w:p>
           <w:pPr>
@@ -478,7 +479,7 @@
                     <w:noProof/>
                   </w:rPr>
                   <w:drawing>
-                    <wp:inline distT="0" distB="0" distL="0" distR="0" wp14:anchorId="64293AC3" wp14:editId="76E656A2">
+                    <wp:inline distT="0" distB="0" distL="0" distR="0" wp14:anchorId="64293AC3" wp14:editId="1ECAB022">
                       <wp:extent cx="797442" cy="418763"/>
                       <wp:effectExtent l="0" t="0" r="3175" b="635"/>
                       <wp:docPr id="4" name="Imagem 4" descr="Resultado de imagem para lattes"/>
@@ -573,7 +574,7 @@
                     <w:noProof/>
                   </w:rPr>
                   <w:drawing>
-                    <wp:inline distT="0" distB="0" distL="0" distR="0" wp14:anchorId="1417E432" wp14:editId="5F27048C">
+                    <wp:inline distT="0" distB="0" distL="0" distR="0" wp14:anchorId="1417E432" wp14:editId="0C57C91A">
                       <wp:extent cx="797442" cy="444755"/>
                       <wp:effectExtent l="0" t="0" r="3175" b="0"/>
                       <wp:docPr id="3" name="Imagem 3" descr="Resultado de imagem para linkedin"/>
@@ -761,7 +762,7 @@
                     <w:noProof/>
                   </w:rPr>
                   <w:drawing>
-                    <wp:anchor distT="0" distB="0" distL="114300" distR="114300" simplePos="0" relativeHeight="251673600" behindDoc="0" locked="0" layoutInCell="1" allowOverlap="1" wp14:anchorId="36A98F48" wp14:editId="0152C39D">
+                    <wp:anchor distT="0" distB="0" distL="114300" distR="114300" simplePos="0" relativeHeight="251673600" behindDoc="0" locked="0" layoutInCell="1" allowOverlap="1" wp14:anchorId="36A98F48" wp14:editId="25F03CC3">
                       <wp:simplePos x="0" y="0"/>
                       <wp:positionH relativeFrom="column">
                         <wp:posOffset>-436880</wp:posOffset>
@@ -2643,6 +2644,7 @@
                 <w:docPart w:val="8500B29A64A4974EBBB4397ADE9F5283"/>
               </w:placeholder>
             </w:sdtPr>
+            <w:sdtEndPr/>
             <w:sdtContent>
               <w:r>
                 <w:rPr>
@@ -3314,7 +3316,7 @@
                     <w:color w:val="ED7D31" w:themeColor="accent2"/>
                   </w:rPr>
                   <w:drawing>
-                    <wp:anchor distT="0" distB="0" distL="114300" distR="114300" simplePos="0" relativeHeight="251674624" behindDoc="0" locked="0" layoutInCell="1" allowOverlap="1" wp14:anchorId="40BA6C16" wp14:editId="46608ECA">
+                    <wp:anchor distT="0" distB="0" distL="114300" distR="114300" simplePos="0" relativeHeight="251674624" behindDoc="0" locked="0" layoutInCell="1" allowOverlap="1" wp14:anchorId="40BA6C16" wp14:editId="73F1FFD3">
                       <wp:simplePos x="0" y="0"/>
                       <wp:positionH relativeFrom="margin">
                         <wp:align>right</wp:align>
@@ -4041,7 +4043,7 @@
                     <w:color w:val="ED7D31" w:themeColor="accent2"/>
                   </w:rPr>
                   <w:drawing>
-                    <wp:anchor distT="0" distB="0" distL="114300" distR="114300" simplePos="0" relativeHeight="251676672" behindDoc="0" locked="0" layoutInCell="1" allowOverlap="1" wp14:anchorId="32C1D5FA" wp14:editId="65353C8B">
+                    <wp:anchor distT="0" distB="0" distL="114300" distR="114300" simplePos="0" relativeHeight="251676672" behindDoc="0" locked="0" layoutInCell="1" allowOverlap="1" wp14:anchorId="32C1D5FA" wp14:editId="712D5A66">
                       <wp:simplePos x="0" y="0"/>
                       <wp:positionH relativeFrom="margin">
                         <wp:align>right</wp:align>
@@ -5006,7 +5008,7 @@
               <w:noProof/>
             </w:rPr>
             <w:drawing>
-              <wp:inline distT="0" distB="0" distL="0" distR="0" wp14:anchorId="367DB23F" wp14:editId="6AA55EDD">
+              <wp:inline distT="0" distB="0" distL="0" distR="0" wp14:anchorId="367DB23F" wp14:editId="04815883">
                 <wp:extent cx="5122131" cy="3586039"/>
                 <wp:effectExtent l="0" t="0" r="0" b="0"/>
                 <wp:docPr id="110013422" name="Picture 1" descr="A graph of a graph&#10;&#10;AI-generated content may be incorrect."/>
@@ -5193,7 +5195,7 @@
                     <w:color w:val="ED7D31" w:themeColor="accent2"/>
                   </w:rPr>
                   <w:drawing>
-                    <wp:anchor distT="0" distB="0" distL="114300" distR="114300" simplePos="0" relativeHeight="251678720" behindDoc="0" locked="0" layoutInCell="1" allowOverlap="1" wp14:anchorId="48BA2E78" wp14:editId="71732D7F">
+                    <wp:anchor distT="0" distB="0" distL="114300" distR="114300" simplePos="0" relativeHeight="251678720" behindDoc="0" locked="0" layoutInCell="1" allowOverlap="1" wp14:anchorId="48BA2E78" wp14:editId="2F26F492">
                       <wp:simplePos x="0" y="0"/>
                       <wp:positionH relativeFrom="margin">
                         <wp:align>right</wp:align>
@@ -5753,6 +5755,7 @@
               <w:docPart w:val="F847CA0E372425428A8DE92FBB8A3CEE"/>
             </w:placeholder>
           </w:sdtPr>
+          <w:sdtEndPr/>
           <w:sdtContent>
             <w:p>
               <w:pPr>
@@ -6143,6 +6146,11 @@
           <w:docPartUnique/>
         </w:docPartObj>
       </w:sdtPr>
+      <w:sdtEndPr>
+        <w:rPr>
+          <w:rStyle w:val="PageNumber"/>
+        </w:rPr>
+      </w:sdtEndPr>
       <w:sdtContent>
         <w:r>
           <w:rPr>
@@ -6535,6 +6543,11 @@
           <w:docPartUnique/>
         </w:docPartObj>
       </w:sdtPr>
+      <w:sdtEndPr>
+        <w:rPr>
+          <w:rStyle w:val="PageNumber"/>
+        </w:rPr>
+      </w:sdtEndPr>
       <w:sdtContent>
         <w:r>
           <w:rPr>
@@ -6595,6 +6608,11 @@
           <w:docPartUnique/>
         </w:docPartObj>
       </w:sdtPr>
+      <w:sdtEndPr>
+        <w:rPr>
+          <w:rStyle w:val="PageNumber"/>
+        </w:rPr>
+      </w:sdtEndPr>
       <w:sdtContent>
         <w:r>
           <w:rPr>
@@ -6966,6 +6984,11 @@
         <w:docPartUnique/>
       </w:docPartObj>
     </w:sdtPr>
+    <w:sdtEndPr>
+      <w:rPr>
+        <w:rStyle w:val="PageNumber"/>
+      </w:rPr>
+    </w:sdtEndPr>
     <w:sdtContent>
       <w:p>
         <w:pPr>
@@ -7182,6 +7205,7 @@
         <w:dataBinding w:prefixMappings="xmlns:ns0='http://schemas.openxmlformats.org/package/2006/metadata/core-properties' xmlns:ns1='http://purl.org/dc/elements/1.1/'" w:xpath="/ns0:coreProperties[1]/ns1:title[1]" w:storeItemID="{6C3C8BC8-F283-45AE-878A-BAB7291924A1}"/>
         <w:text/>
       </w:sdtPr>
+      <w:sdtEndPr/>
       <w:sdtContent>
         <w:r>
           <w:rPr>
@@ -12296,6 +12320,7 @@
     <w:rsid w:val="00374F62"/>
     <w:rsid w:val="00414DD7"/>
     <w:rsid w:val="00427635"/>
+    <w:rsid w:val="0066664C"/>
     <w:rsid w:val="00860CC6"/>
     <w:rsid w:val="00886200"/>
     <w:rsid w:val="0091718F"/>
@@ -13047,15 +13072,6 @@
 </file>
 
 <file path=customXml/item3.xml><?xml version="1.0" encoding="utf-8"?>
-<?mso-contentType ?>
-<FormTemplates xmlns="http://schemas.microsoft.com/sharepoint/v3/contenttype/forms">
-  <Display>DocumentLibraryForm</Display>
-  <Edit>AssetEditForm</Edit>
-  <New>DocumentLibraryForm</New>
-</FormTemplates>
-</file>
-
-<file path=customXml/item4.xml><?xml version="1.0" encoding="utf-8"?>
 <outs:outSpaceData xmlns:outs="http://schemas.microsoft.com/office/2009/outspace/metadata">
   <outs:relatedDates/>
   <outs:relatedDocuments/>
@@ -13063,6 +13079,15 @@
   <propertyMetadataList xmlns="http://schemas.microsoft.com/office/2009/outspace/metadata"/>
   <outs:corruptMetadataWasLost/>
 </outs:outSpaceData>
+</file>
+
+<file path=customXml/item4.xml><?xml version="1.0" encoding="utf-8"?>
+<?mso-contentType ?>
+<FormTemplates xmlns="http://schemas.microsoft.com/sharepoint/v3/contenttype/forms">
+  <Display>DocumentLibraryForm</Display>
+  <Edit>AssetEditForm</Edit>
+  <New>DocumentLibraryForm</New>
+</FormTemplates>
 </file>
 
 <file path=customXml/itemProps1.xml><?xml version="1.0" encoding="utf-8"?>
@@ -13082,17 +13107,17 @@
 </file>
 
 <file path=customXml/itemProps3.xml><?xml version="1.0" encoding="utf-8"?>
+<ds:datastoreItem xmlns:ds="http://schemas.openxmlformats.org/officeDocument/2006/customXml" ds:itemID="{00D242DE-FD3E-4AF6-B22B-0478C246FE4F}">
+  <ds:schemaRefs>
+    <ds:schemaRef ds:uri="http://schemas.microsoft.com/office/2009/outspace/metadata"/>
+  </ds:schemaRefs>
+</ds:datastoreItem>
+</file>
+
+<file path=customXml/itemProps4.xml><?xml version="1.0" encoding="utf-8"?>
 <ds:datastoreItem xmlns:ds="http://schemas.openxmlformats.org/officeDocument/2006/customXml" ds:itemID="{6D10E943-9264-438A-9E29-151406D92926}">
   <ds:schemaRefs>
     <ds:schemaRef ds:uri="http://schemas.microsoft.com/sharepoint/v3/contenttype/forms"/>
   </ds:schemaRefs>
 </ds:datastoreItem>
-</file>
-
-<file path=customXml/itemProps4.xml><?xml version="1.0" encoding="utf-8"?>
-<ds:datastoreItem xmlns:ds="http://schemas.openxmlformats.org/officeDocument/2006/customXml" ds:itemID="{00D242DE-FD3E-4AF6-B22B-0478C246FE4F}">
-  <ds:schemaRefs>
-    <ds:schemaRef ds:uri="http://schemas.microsoft.com/office/2009/outspace/metadata"/>
-  </ds:schemaRefs>
-</ds:datastoreItem>
 </file>